--- a/武神1攻略仅供参考/牛头传说隐藏武功1.0.docx
+++ b/武神1攻略仅供参考/牛头传说隐藏武功1.0.docx
@@ -42838,6 +42838,165 @@
         <w:jc w:val="left"/>
         <w:rPr>
           <w:rFonts w:ascii="inherit" w:eastAsia="宋体" w:hAnsi="inherit" w:cs="宋体" w:hint="eastAsia"/>
+          <w:color w:val="FF0000"/>
+          <w:kern w:val="0"/>
+          <w:sz w:val="18"/>
+          <w:szCs w:val="18"/>
+        </w:rPr>
+      </w:pPr>
+      <w:r>
+        <w:rPr>
+          <w:rFonts w:ascii="inherit" w:eastAsia="宋体" w:hAnsi="inherit" w:cs="宋体"/>
+          <w:color w:val="FF0000"/>
+          <w:kern w:val="0"/>
+          <w:sz w:val="18"/>
+          <w:szCs w:val="18"/>
+        </w:rPr>
+        <w:t>青龙</w:t>
+      </w:r>
+    </w:p>
+    <w:p>
+      <w:pPr>
+        <w:widowControl/>
+        <w:shd w:val="clear" w:color="auto" w:fill="000000"/>
+        <w:tabs>
+          <w:tab w:val="left" w:pos="916"/>
+          <w:tab w:val="left" w:pos="1832"/>
+          <w:tab w:val="left" w:pos="2748"/>
+          <w:tab w:val="left" w:pos="3664"/>
+          <w:tab w:val="left" w:pos="4580"/>
+          <w:tab w:val="left" w:pos="5496"/>
+          <w:tab w:val="left" w:pos="6412"/>
+          <w:tab w:val="left" w:pos="7328"/>
+          <w:tab w:val="left" w:pos="8244"/>
+          <w:tab w:val="left" w:pos="9160"/>
+          <w:tab w:val="left" w:pos="10076"/>
+          <w:tab w:val="left" w:pos="10992"/>
+          <w:tab w:val="left" w:pos="11908"/>
+          <w:tab w:val="left" w:pos="12824"/>
+          <w:tab w:val="left" w:pos="13740"/>
+          <w:tab w:val="left" w:pos="14656"/>
+        </w:tabs>
+        <w:spacing w:line="240" w:lineRule="exact"/>
+        <w:jc w:val="left"/>
+        <w:rPr>
+          <w:rFonts w:ascii="inherit" w:eastAsia="宋体" w:hAnsi="inherit" w:cs="宋体" w:hint="eastAsia"/>
+          <w:color w:val="00B200"/>
+          <w:kern w:val="0"/>
+          <w:sz w:val="18"/>
+          <w:szCs w:val="18"/>
+        </w:rPr>
+      </w:pPr>
+      <w:r>
+        <w:rPr>
+          <w:rFonts w:ascii="inherit" w:eastAsia="宋体" w:hAnsi="inherit" w:cs="宋体"/>
+          <w:color w:val="00B200"/>
+          <w:kern w:val="0"/>
+          <w:sz w:val="18"/>
+          <w:szCs w:val="18"/>
+        </w:rPr>
+        <w:t>怪物无上神武</w:t>
+      </w:r>
+    </w:p>
+    <w:p>
+      <w:pPr>
+        <w:widowControl/>
+        <w:shd w:val="clear" w:color="auto" w:fill="000000"/>
+        <w:tabs>
+          <w:tab w:val="left" w:pos="916"/>
+          <w:tab w:val="left" w:pos="1832"/>
+          <w:tab w:val="left" w:pos="2748"/>
+          <w:tab w:val="left" w:pos="3664"/>
+          <w:tab w:val="left" w:pos="4580"/>
+          <w:tab w:val="left" w:pos="5496"/>
+          <w:tab w:val="left" w:pos="6412"/>
+          <w:tab w:val="left" w:pos="7328"/>
+          <w:tab w:val="left" w:pos="8244"/>
+          <w:tab w:val="left" w:pos="9160"/>
+          <w:tab w:val="left" w:pos="10076"/>
+          <w:tab w:val="left" w:pos="10992"/>
+          <w:tab w:val="left" w:pos="11908"/>
+          <w:tab w:val="left" w:pos="12824"/>
+          <w:tab w:val="left" w:pos="13740"/>
+          <w:tab w:val="left" w:pos="14656"/>
+        </w:tabs>
+        <w:spacing w:line="240" w:lineRule="exact"/>
+        <w:jc w:val="left"/>
+        <w:rPr>
+          <w:rFonts w:ascii="inherit" w:eastAsia="宋体" w:hAnsi="inherit" w:cs="宋体" w:hint="eastAsia"/>
+          <w:color w:val="00B200"/>
+          <w:kern w:val="0"/>
+          <w:sz w:val="18"/>
+          <w:szCs w:val="18"/>
+        </w:rPr>
+      </w:pPr>
+      <w:r>
+        <w:rPr>
+          <w:rFonts w:ascii="inherit" w:eastAsia="宋体" w:hAnsi="inherit" w:cs="宋体"/>
+          <w:color w:val="00B200"/>
+          <w:kern w:val="0"/>
+          <w:sz w:val="18"/>
+          <w:szCs w:val="18"/>
+        </w:rPr>
+        <w:t>四神兽青龙，混沌</w:t>
+      </w:r>
+      <w:r>
+        <w:rPr>
+          <w:rFonts w:ascii="inherit" w:eastAsia="宋体" w:hAnsi="inherit" w:cs="宋体"/>
+          <w:color w:val="00B200"/>
+          <w:kern w:val="0"/>
+          <w:sz w:val="18"/>
+          <w:szCs w:val="18"/>
+        </w:rPr>
+        <w:t>+</w:t>
+      </w:r>
+      <w:r>
+        <w:rPr>
+          <w:rFonts w:ascii="inherit" w:eastAsia="宋体" w:hAnsi="inherit" w:cs="宋体"/>
+          <w:color w:val="00B200"/>
+          <w:kern w:val="0"/>
+          <w:sz w:val="18"/>
+          <w:szCs w:val="18"/>
+        </w:rPr>
+        <w:t>造成自身百分比气血的伤害</w:t>
+      </w:r>
+      <w:r>
+        <w:rPr>
+          <w:rFonts w:ascii="inherit" w:eastAsia="宋体" w:hAnsi="inherit" w:cs="宋体" w:hint="eastAsia"/>
+          <w:color w:val="00B200"/>
+          <w:kern w:val="0"/>
+          <w:sz w:val="18"/>
+          <w:szCs w:val="18"/>
+        </w:rPr>
+        <w:t xml:space="preserve">        </w:t>
+      </w:r>
+    </w:p>
+    <w:p>
+      <w:pPr>
+        <w:widowControl/>
+        <w:shd w:val="clear" w:color="auto" w:fill="000000"/>
+        <w:tabs>
+          <w:tab w:val="left" w:pos="916"/>
+          <w:tab w:val="left" w:pos="1832"/>
+          <w:tab w:val="left" w:pos="2748"/>
+          <w:tab w:val="left" w:pos="3664"/>
+          <w:tab w:val="left" w:pos="4580"/>
+          <w:tab w:val="left" w:pos="5496"/>
+          <w:tab w:val="left" w:pos="6412"/>
+          <w:tab w:val="left" w:pos="7328"/>
+          <w:tab w:val="left" w:pos="8244"/>
+          <w:tab w:val="left" w:pos="9160"/>
+          <w:tab w:val="left" w:pos="10076"/>
+          <w:tab w:val="left" w:pos="10992"/>
+          <w:tab w:val="left" w:pos="11908"/>
+          <w:tab w:val="left" w:pos="12824"/>
+          <w:tab w:val="left" w:pos="13740"/>
+          <w:tab w:val="left" w:pos="14656"/>
+        </w:tabs>
+        <w:spacing w:line="240" w:lineRule="exact"/>
+        <w:jc w:val="left"/>
+        <w:rPr>
+          <w:rFonts w:ascii="inherit" w:eastAsia="宋体" w:hAnsi="inherit" w:cs="宋体" w:hint="eastAsia"/>
           <w:color w:val="FF4500"/>
           <w:kern w:val="0"/>
           <w:sz w:val="18"/>
@@ -42852,167 +43011,51 @@
           <w:sz w:val="18"/>
           <w:szCs w:val="18"/>
         </w:rPr>
-        <w:t>青龙</w:t>
-      </w:r>
-    </w:p>
-    <w:p>
-      <w:pPr>
-        <w:widowControl/>
-        <w:shd w:val="clear" w:color="auto" w:fill="000000"/>
-        <w:tabs>
-          <w:tab w:val="left" w:pos="916"/>
-          <w:tab w:val="left" w:pos="1832"/>
-          <w:tab w:val="left" w:pos="2748"/>
-          <w:tab w:val="left" w:pos="3664"/>
-          <w:tab w:val="left" w:pos="4580"/>
-          <w:tab w:val="left" w:pos="5496"/>
-          <w:tab w:val="left" w:pos="6412"/>
-          <w:tab w:val="left" w:pos="7328"/>
-          <w:tab w:val="left" w:pos="8244"/>
-          <w:tab w:val="left" w:pos="9160"/>
-          <w:tab w:val="left" w:pos="10076"/>
-          <w:tab w:val="left" w:pos="10992"/>
-          <w:tab w:val="left" w:pos="11908"/>
-          <w:tab w:val="left" w:pos="12824"/>
-          <w:tab w:val="left" w:pos="13740"/>
-          <w:tab w:val="left" w:pos="14656"/>
-        </w:tabs>
-        <w:spacing w:line="240" w:lineRule="exact"/>
-        <w:jc w:val="left"/>
-        <w:rPr>
-          <w:rFonts w:ascii="inherit" w:eastAsia="宋体" w:hAnsi="inherit" w:cs="宋体" w:hint="eastAsia"/>
-          <w:color w:val="00B200"/>
-          <w:kern w:val="0"/>
-          <w:sz w:val="18"/>
-          <w:szCs w:val="18"/>
-        </w:rPr>
-      </w:pPr>
-      <w:r>
-        <w:rPr>
-          <w:rFonts w:ascii="inherit" w:eastAsia="宋体" w:hAnsi="inherit" w:cs="宋体"/>
-          <w:color w:val="00B200"/>
-          <w:kern w:val="0"/>
-          <w:sz w:val="18"/>
-          <w:szCs w:val="18"/>
-        </w:rPr>
-        <w:t>怪物无上神武</w:t>
-      </w:r>
-    </w:p>
-    <w:p>
-      <w:pPr>
-        <w:widowControl/>
-        <w:shd w:val="clear" w:color="auto" w:fill="000000"/>
-        <w:tabs>
-          <w:tab w:val="left" w:pos="916"/>
-          <w:tab w:val="left" w:pos="1832"/>
-          <w:tab w:val="left" w:pos="2748"/>
-          <w:tab w:val="left" w:pos="3664"/>
-          <w:tab w:val="left" w:pos="4580"/>
-          <w:tab w:val="left" w:pos="5496"/>
-          <w:tab w:val="left" w:pos="6412"/>
-          <w:tab w:val="left" w:pos="7328"/>
-          <w:tab w:val="left" w:pos="8244"/>
-          <w:tab w:val="left" w:pos="9160"/>
-          <w:tab w:val="left" w:pos="10076"/>
-          <w:tab w:val="left" w:pos="10992"/>
-          <w:tab w:val="left" w:pos="11908"/>
-          <w:tab w:val="left" w:pos="12824"/>
-          <w:tab w:val="left" w:pos="13740"/>
-          <w:tab w:val="left" w:pos="14656"/>
-        </w:tabs>
-        <w:spacing w:line="240" w:lineRule="exact"/>
-        <w:jc w:val="left"/>
-        <w:rPr>
-          <w:rFonts w:ascii="inherit" w:eastAsia="宋体" w:hAnsi="inherit" w:cs="宋体" w:hint="eastAsia"/>
-          <w:color w:val="00B200"/>
-          <w:kern w:val="0"/>
-          <w:sz w:val="18"/>
-          <w:szCs w:val="18"/>
-        </w:rPr>
-      </w:pPr>
-      <w:r>
-        <w:rPr>
-          <w:rFonts w:ascii="inherit" w:eastAsia="宋体" w:hAnsi="inherit" w:cs="宋体"/>
-          <w:color w:val="00B200"/>
-          <w:kern w:val="0"/>
-          <w:sz w:val="18"/>
-          <w:szCs w:val="18"/>
-        </w:rPr>
-        <w:t>四神兽青龙，混沌</w:t>
-      </w:r>
-      <w:r>
-        <w:rPr>
-          <w:rFonts w:ascii="inherit" w:eastAsia="宋体" w:hAnsi="inherit" w:cs="宋体"/>
-          <w:color w:val="00B200"/>
-          <w:kern w:val="0"/>
-          <w:sz w:val="18"/>
-          <w:szCs w:val="18"/>
-        </w:rPr>
-        <w:t>+</w:t>
-      </w:r>
-      <w:r>
-        <w:rPr>
-          <w:rFonts w:ascii="inherit" w:eastAsia="宋体" w:hAnsi="inherit" w:cs="宋体"/>
-          <w:color w:val="00B200"/>
-          <w:kern w:val="0"/>
-          <w:sz w:val="18"/>
-          <w:szCs w:val="18"/>
-        </w:rPr>
-        <w:t>造成自身百分比气血的伤害</w:t>
-      </w:r>
-      <w:r>
-        <w:rPr>
-          <w:rFonts w:ascii="inherit" w:eastAsia="宋体" w:hAnsi="inherit" w:cs="宋体" w:hint="eastAsia"/>
-          <w:color w:val="00B200"/>
-          <w:kern w:val="0"/>
-          <w:sz w:val="18"/>
-          <w:szCs w:val="18"/>
-        </w:rPr>
-        <w:t xml:space="preserve">        </w:t>
-      </w:r>
-    </w:p>
-    <w:p>
-      <w:pPr>
-        <w:widowControl/>
-        <w:shd w:val="clear" w:color="auto" w:fill="000000"/>
-        <w:tabs>
-          <w:tab w:val="left" w:pos="916"/>
-          <w:tab w:val="left" w:pos="1832"/>
-          <w:tab w:val="left" w:pos="2748"/>
-          <w:tab w:val="left" w:pos="3664"/>
-          <w:tab w:val="left" w:pos="4580"/>
-          <w:tab w:val="left" w:pos="5496"/>
-          <w:tab w:val="left" w:pos="6412"/>
-          <w:tab w:val="left" w:pos="7328"/>
-          <w:tab w:val="left" w:pos="8244"/>
-          <w:tab w:val="left" w:pos="9160"/>
-          <w:tab w:val="left" w:pos="10076"/>
-          <w:tab w:val="left" w:pos="10992"/>
-          <w:tab w:val="left" w:pos="11908"/>
-          <w:tab w:val="left" w:pos="12824"/>
-          <w:tab w:val="left" w:pos="13740"/>
-          <w:tab w:val="left" w:pos="14656"/>
-        </w:tabs>
-        <w:spacing w:line="240" w:lineRule="exact"/>
-        <w:jc w:val="left"/>
-        <w:rPr>
-          <w:rFonts w:ascii="inherit" w:eastAsia="宋体" w:hAnsi="inherit" w:cs="宋体" w:hint="eastAsia"/>
+        <w:t>攻击：</w:t>
+      </w:r>
+      <w:r>
+        <w:rPr>
+          <w:rFonts w:ascii="inherit" w:eastAsia="宋体" w:hAnsi="inherit" w:cs="宋体"/>
           <w:color w:val="FF4500"/>
           <w:kern w:val="0"/>
           <w:sz w:val="18"/>
           <w:szCs w:val="18"/>
         </w:rPr>
-      </w:pPr>
-      <w:r>
-        <w:rPr>
-          <w:rFonts w:ascii="inherit" w:eastAsia="宋体" w:hAnsi="inherit" w:cs="宋体"/>
+        <w:t>+3000</w:t>
+      </w:r>
+    </w:p>
+    <w:p>
+      <w:pPr>
+        <w:widowControl/>
+        <w:shd w:val="clear" w:color="auto" w:fill="000000"/>
+        <w:tabs>
+          <w:tab w:val="left" w:pos="916"/>
+          <w:tab w:val="left" w:pos="1832"/>
+          <w:tab w:val="left" w:pos="2748"/>
+          <w:tab w:val="left" w:pos="3664"/>
+          <w:tab w:val="left" w:pos="4580"/>
+          <w:tab w:val="left" w:pos="5496"/>
+          <w:tab w:val="left" w:pos="6412"/>
+          <w:tab w:val="left" w:pos="7328"/>
+          <w:tab w:val="left" w:pos="8244"/>
+          <w:tab w:val="left" w:pos="9160"/>
+          <w:tab w:val="left" w:pos="10076"/>
+          <w:tab w:val="left" w:pos="10992"/>
+          <w:tab w:val="left" w:pos="11908"/>
+          <w:tab w:val="left" w:pos="12824"/>
+          <w:tab w:val="left" w:pos="13740"/>
+          <w:tab w:val="left" w:pos="14656"/>
+        </w:tabs>
+        <w:spacing w:line="240" w:lineRule="exact"/>
+        <w:jc w:val="left"/>
+        <w:rPr>
+          <w:rFonts w:ascii="inherit" w:eastAsia="宋体" w:hAnsi="inherit" w:cs="宋体" w:hint="eastAsia"/>
           <w:color w:val="FF4500"/>
           <w:kern w:val="0"/>
           <w:sz w:val="18"/>
           <w:szCs w:val="18"/>
         </w:rPr>
-        <w:t>攻击：</w:t>
-      </w:r>
+      </w:pPr>
       <w:r>
         <w:rPr>
           <w:rFonts w:ascii="inherit" w:eastAsia="宋体" w:hAnsi="inherit" w:cs="宋体"/>
@@ -43021,6 +43064,16 @@
           <w:sz w:val="18"/>
           <w:szCs w:val="18"/>
         </w:rPr>
+        <w:t>命中：</w:t>
+      </w:r>
+      <w:r>
+        <w:rPr>
+          <w:rFonts w:ascii="inherit" w:eastAsia="宋体" w:hAnsi="inherit" w:cs="宋体"/>
+          <w:color w:val="FF4500"/>
+          <w:kern w:val="0"/>
+          <w:sz w:val="18"/>
+          <w:szCs w:val="18"/>
+        </w:rPr>
         <w:t>+3000</w:t>
       </w:r>
     </w:p>
@@ -43064,7 +43117,7 @@
           <w:sz w:val="18"/>
           <w:szCs w:val="18"/>
         </w:rPr>
-        <w:t>命中：</w:t>
+        <w:t>防御：</w:t>
       </w:r>
       <w:r>
         <w:rPr>
@@ -43117,7 +43170,7 @@
           <w:sz w:val="18"/>
           <w:szCs w:val="18"/>
         </w:rPr>
-        <w:t>防御：</w:t>
+        <w:t>招架：</w:t>
       </w:r>
       <w:r>
         <w:rPr>
@@ -43170,7 +43223,7 @@
           <w:sz w:val="18"/>
           <w:szCs w:val="18"/>
         </w:rPr>
-        <w:t>招架：</w:t>
+        <w:t>躲闪：</w:t>
       </w:r>
       <w:r>
         <w:rPr>
@@ -43206,59 +43259,6 @@
           <w:tab w:val="left" w:pos="14656"/>
         </w:tabs>
         <w:spacing w:line="240" w:lineRule="exact"/>
-        <w:jc w:val="left"/>
-        <w:rPr>
-          <w:rFonts w:ascii="inherit" w:eastAsia="宋体" w:hAnsi="inherit" w:cs="宋体" w:hint="eastAsia"/>
-          <w:color w:val="FF4500"/>
-          <w:kern w:val="0"/>
-          <w:sz w:val="18"/>
-          <w:szCs w:val="18"/>
-        </w:rPr>
-      </w:pPr>
-      <w:r>
-        <w:rPr>
-          <w:rFonts w:ascii="inherit" w:eastAsia="宋体" w:hAnsi="inherit" w:cs="宋体"/>
-          <w:color w:val="FF4500"/>
-          <w:kern w:val="0"/>
-          <w:sz w:val="18"/>
-          <w:szCs w:val="18"/>
-        </w:rPr>
-        <w:t>躲闪：</w:t>
-      </w:r>
-      <w:r>
-        <w:rPr>
-          <w:rFonts w:ascii="inherit" w:eastAsia="宋体" w:hAnsi="inherit" w:cs="宋体"/>
-          <w:color w:val="FF4500"/>
-          <w:kern w:val="0"/>
-          <w:sz w:val="18"/>
-          <w:szCs w:val="18"/>
-        </w:rPr>
-        <w:t>+3000</w:t>
-      </w:r>
-    </w:p>
-    <w:p>
-      <w:pPr>
-        <w:widowControl/>
-        <w:shd w:val="clear" w:color="auto" w:fill="000000"/>
-        <w:tabs>
-          <w:tab w:val="left" w:pos="916"/>
-          <w:tab w:val="left" w:pos="1832"/>
-          <w:tab w:val="left" w:pos="2748"/>
-          <w:tab w:val="left" w:pos="3664"/>
-          <w:tab w:val="left" w:pos="4580"/>
-          <w:tab w:val="left" w:pos="5496"/>
-          <w:tab w:val="left" w:pos="6412"/>
-          <w:tab w:val="left" w:pos="7328"/>
-          <w:tab w:val="left" w:pos="8244"/>
-          <w:tab w:val="left" w:pos="9160"/>
-          <w:tab w:val="left" w:pos="10076"/>
-          <w:tab w:val="left" w:pos="10992"/>
-          <w:tab w:val="left" w:pos="11908"/>
-          <w:tab w:val="left" w:pos="12824"/>
-          <w:tab w:val="left" w:pos="13740"/>
-          <w:tab w:val="left" w:pos="14656"/>
-        </w:tabs>
-        <w:spacing w:line="240" w:lineRule="exact"/>
         <w:ind w:firstLineChars="1400" w:firstLine="2520"/>
         <w:jc w:val="left"/>
         <w:rPr>
@@ -43306,16 +43306,16 @@
         <w:jc w:val="left"/>
         <w:rPr>
           <w:rFonts w:ascii="inherit" w:eastAsia="宋体" w:hAnsi="inherit" w:cs="宋体" w:hint="eastAsia"/>
-          <w:color w:val="2980B9"/>
-          <w:kern w:val="0"/>
-          <w:sz w:val="18"/>
-          <w:szCs w:val="18"/>
-        </w:rPr>
-      </w:pPr>
-      <w:r>
-        <w:rPr>
-          <w:rFonts w:ascii="inherit" w:eastAsia="宋体" w:hAnsi="inherit" w:cs="宋体"/>
-          <w:color w:val="2980B9"/>
+          <w:color w:val="00B200"/>
+          <w:kern w:val="0"/>
+          <w:sz w:val="18"/>
+          <w:szCs w:val="18"/>
+        </w:rPr>
+      </w:pPr>
+      <w:r>
+        <w:rPr>
+          <w:rFonts w:ascii="inherit" w:eastAsia="宋体" w:hAnsi="inherit" w:cs="宋体"/>
+          <w:color w:val="00B200"/>
           <w:kern w:val="0"/>
           <w:sz w:val="18"/>
           <w:szCs w:val="18"/>
